--- a/public/exports/contracts/time-and-materials-2026/contract.en.docx
+++ b/public/exports/contracts/time-and-materials-2026/contract.en.docx
@@ -78,6 +78,23 @@
       </w:pPr>
       <w:r>
         <w:t xml:space="preserve">Time &amp; Materials Agreement</w:t>
+      </w:r>
+    </w:p>
+    <w:p>
+      <w:pPr>
+        <w:pBdr>
+          <w:left w:val="single" w:color="B8C2F5" w:sz="12" w:space="8"/>
+        </w:pBdr>
+        <w:spacing w:after="160" w:before="120"/>
+        <w:ind w:left="400"/>
+      </w:pPr>
+      <w:r>
+        <w:rPr>
+          <w:i/>
+          <w:iCs/>
+          <w:color w:val="555555"/>
+        </w:rPr>
+        <w:t xml:space="preserve">**Брифінг перед переговорами.** T&amp;M — найгнучкіша модель, але саме ця гнучкість створює точки тертя. Три секції обговорюються в кожній угоді: **Rate increase cap** (§1 — клієнти хочуть заморозити ставки або обмежити зростання до 5%), **Liability cap** (§6 — завжди закривається останнім), та **Overtime rate** (§1 — клієнти тиснуть на 125% замість 150%). На відміну від fixed-price, change control тут не болюча тема — scope flexibility вже вбудована в модель. Головний ризик: клієнт оспорює reported hours. Тому time tracking transparency у §1 — це не формальність, а фундамент довіри.</w:t>
       </w:r>
     </w:p>
     <w:p>
@@ -891,6 +908,51 @@
     </w:p>
     <w:p>
       <w:pPr>
+        <w:spacing w:after="180"/>
+        <w:jc w:val="both"/>
+      </w:pPr>
+      <w:r>
+        <w:t xml:space="preserve">T&amp;M дає передбачуваний cash flow — щомісячний білінг за фактичні години. 15 днів на оплату — агресивно, але прийнятно для більшості клієнтів. Якщо просять 30 — погоджуйтесь для великих угод (50k+/міс). 45+ днів — червоний прапорець: їхній AP department диктує умови, а не люди з якими працюєте. &lt;/Voice&gt;</w:t>
+      </w:r>
+    </w:p>
+    <w:p>
+      <w:pPr>
+        <w:spacing w:after="180"/>
+        <w:jc w:val="both"/>
+      </w:pPr>
+      <w:r>
+        <w:t xml:space="preserve">Rate increase cap — найгарячіший пункт T&amp;M переговорів. Клієнти тиснуть на rate lock (0%) або cap 5%. Наша позиція: 12% — це максимум, не автоматика. На практиці підвищуємо 5-8%. Якщо клієнт тисне нижче 10% — погоджуйтесь на 8-10%, нижче 8% не варто, бо інфляція з'їсть margin. 60 днів notice — дає клієнту час на бюджетування. Trade-off: якщо клієнт хоче cap 5% — вимагайте довший term (24 міс). &lt;/Voice&gt;</w:t>
+      </w:r>
+    </w:p>
+    <w:p>
+      <w:pPr>
+        <w:spacing w:after="180"/>
+        <w:jc w:val="both"/>
+      </w:pPr>
+      <w:r>
+        <w:t xml:space="preserve">Overtime 150% — стандарт ринку. Деякі клієнти вимагають 125% або взагалі без premium. Юридично допустимо, але знижує мотивацію команди працювати позаурочно. Prior written approval на overtime захищає обидві сторони від disputed hours. &lt;/Voice&gt;</w:t>
+      </w:r>
+    </w:p>
+    <w:p>
+      <w:pPr>
+        <w:spacing w:after="180"/>
+        <w:jc w:val="both"/>
+      </w:pPr>
+      <w:r>
+        <w:t xml:space="preserve">Time tracking — фундамент T&amp;M відносин. Detailed time reports з описом робіт запобігають спорам. Переконайтесь, що команда логує години щоденно, а не постфактум у кінці місяця. Клієнти, які сумніваються в reported hours — найчастіша причина конфліктів у T&amp;M. &lt;/Voice&gt;</w:t>
+      </w:r>
+    </w:p>
+    <w:p>
+      <w:pPr>
+        <w:spacing w:after="180"/>
+        <w:jc w:val="both"/>
+      </w:pPr>
+      <w:r>
+        <w:t xml:space="preserve">Key Terms задають параметри для всього контракту: rate increase cap впливає на довгостроковість угоди, overtime rate — на flexibility у delivery, а payment terms — на cash flow і leverage при disputes (§3). &lt;/Voice&gt;</w:t>
+      </w:r>
+    </w:p>
+    <w:p>
+      <w:pPr>
         <w:pStyle w:val="Heading2"/>
         <w:keepNext/>
         <w:spacing w:after="180" w:before="360"/>
@@ -925,6 +987,33 @@
       </w:r>
       <w:r>
         <w:t xml:space="preserve"> — the Contractor commits to providing qualified personnel and reasonable diligence, but does not guarantee specific outcomes or deliverables unless separately agreed in a Statement of Work.</w:t>
+      </w:r>
+    </w:p>
+    <w:p>
+      <w:pPr>
+        <w:spacing w:after="180"/>
+        <w:jc w:val="both"/>
+      </w:pPr>
+      <w:r>
+        <w:t xml:space="preserve">Effort basis — ключова відмінність T&amp;M від fixed-price. Ми продаємо час кваліфікованих людей, а не результат. Це знижує наш ризик, але клієнти іноді намагаються вписати deliverable commitments у SoW. Слідкуйте, щоб SoW не перетворив T&amp;M на замаскований fixed-price. &lt;/Voice&gt;</w:t>
+      </w:r>
+    </w:p>
+    <w:p>
+      <w:pPr>
+        <w:spacing w:after="180"/>
+        <w:jc w:val="both"/>
+      </w:pPr>
+      <w:r>
+        <w:t xml:space="preserve">Клієнти часто хочуть «T&amp;M з гарантією результату». Пояснюйте: effort basis означає, що ми гарантуємо кваліфікацію і diligence, а не конкретні deliverables. Якщо клієнту потрібні гарантії результату — пропонуйте окремий fixed-price SoW на конкретний scope. &lt;/Voice&gt;</w:t>
+      </w:r>
+    </w:p>
+    <w:p>
+      <w:pPr>
+        <w:spacing w:after="180"/>
+        <w:jc w:val="both"/>
+      </w:pPr>
+      <w:r>
+        <w:t xml:space="preserve">Designated point of contact з боку клієнта — критично. Без чіткого PoC команда отримує суперечливі вказівки від різних stakeholders, що веде до перевитрати годин і disputed invoices. &lt;/Voice&gt;</w:t>
       </w:r>
     </w:p>
     <w:p>
@@ -1242,6 +1331,24 @@
         <w:jc w:val="both"/>
       </w:pPr>
       <w:r>
+        <w:t xml:space="preserve">Поріг €500 на витрати без попереднього погодження — зазвичай приймається клієнтами без дискусій. Деякі enterprise-клієнти хочуть знизити до €200-300. Не варто воювати за цю суму — погоджуйтесь, якщо це розблоковує підписання. &lt;/Voice&gt;</w:t>
+      </w:r>
+    </w:p>
+    <w:p>
+      <w:pPr>
+        <w:spacing w:after="180"/>
+        <w:jc w:val="both"/>
+      </w:pPr>
+      <w:r>
+        <w:t xml:space="preserve">Якщо клієнт тисне на зниження порогу — trade-off: погоджуйтесь на €250, але вимагайте спрощену процедуру погодження (email замість formal approval process). &lt;/Voice&gt;</w:t>
+      </w:r>
+    </w:p>
+    <w:p>
+      <w:pPr>
+        <w:spacing w:after="180"/>
+        <w:jc w:val="both"/>
+      </w:pPr>
+      <w:r>
         <w:rPr>
           <w:b/>
           <w:bCs/>
@@ -1279,6 +1386,24 @@
       </w:pPr>
       <w:r>
         <w:t xml:space="preserve">Payments that are undisputed by the Customer within 5 business days of receipt are considered accepted.</w:t>
+      </w:r>
+    </w:p>
+    <w:p>
+      <w:pPr>
+        <w:spacing w:after="180"/>
+        <w:jc w:val="both"/>
+      </w:pPr>
+      <w:r>
+        <w:t xml:space="preserve">Payment dispute у T&amp;M — частіше ніж у fixed-price, бо клієнт може оспорити конкретні години. Процес «оспорюй → плати неоспорену частину → 5 днів на вирішення» захищає від тактики «заморожую весь інвойс через 2 години QA». &lt;/Voice&gt;</w:t>
+      </w:r>
+    </w:p>
+    <w:p>
+      <w:pPr>
+        <w:spacing w:after="180"/>
+        <w:jc w:val="both"/>
+      </w:pPr>
+      <w:r>
+        <w:t xml:space="preserve">Найкращий захист від payment disputes — granular time reports. Якщо клієнт бачить «8 годин — розробка», він оспорить. Якщо бачить «3h — API integration, 2h — bug fix JIRA-1234, 3h — code review PR#89» — запитань набагато менше. Інвестуйте у якість time tracking. &lt;/Voice&gt;</w:t>
       </w:r>
     </w:p>
     <w:p>
@@ -1382,6 +1507,24 @@
       </w:pPr>
       <w:r>
         <w:t xml:space="preserve">a clean contractual basis for including interest in the claim, without renegotiation.</w:t>
+      </w:r>
+    </w:p>
+    <w:p>
+      <w:pPr>
+        <w:spacing w:after="180"/>
+        <w:jc w:val="both"/>
+      </w:pPr>
+      <w:r>
+        <w:t xml:space="preserve">Payment dispute → late interest — дворівнева система. Спочатку справедливий процес (dispute), потім фінансовий тиск (interest). У T&amp;M ця зв'язка критичніша, ніж у fixed-price: клієнт може «оспорювати» кожен інвойс, щоб відтягнути оплату. Interest clause робить цю тактику дорогою. &lt;/Voice&gt;</w:t>
+      </w:r>
+    </w:p>
+    <w:p>
+      <w:pPr>
+        <w:spacing w:after="180"/>
+        <w:jc w:val="both"/>
+      </w:pPr>
+      <w:r>
+        <w:t xml:space="preserve">На практиці late interest використовується рідко. Головна цінність — психологічна: фінансові відділи клієнтів бачать 0.5%/день і пересувають наш інвойс вгору черги. Не погрожуйте interest на дрібних затримках (5-10 днів) — це псує стосунки. &lt;/Voice&gt;</w:t>
       </w:r>
     </w:p>
     <w:p>
@@ -1823,6 +1966,52 @@
     </w:p>
     <w:p>
       <w:pPr>
+        <w:spacing w:after="180"/>
+        <w:jc w:val="both"/>
+      </w:pPr>
+      <w:r>
+        <w:t xml:space="preserve">IP переходить до Клієнта </w:t>
+      </w:r>
+      <w:r>
+        <w:rPr>
+          <w:b/>
+          <w:bCs/>
+        </w:rPr>
+        <w:t xml:space="preserve">тільки після повної оплати</w:t>
+      </w:r>
+      <w:r>
+        <w:t xml:space="preserve">. У T&amp;M це особливо важливо: якщо клієнт затримує оплату за 3 місяці, він не має прав на код написаний за цей період. Це найсильніший leverage для вчасної оплати. &lt;/Voice&gt;</w:t>
+      </w:r>
+    </w:p>
+    <w:p>
+      <w:pPr>
+        <w:spacing w:after="180"/>
+        <w:jc w:val="both"/>
+      </w:pPr>
+      <w:r>
+        <w:t xml:space="preserve">Типовий redline клієнта: «IP має переходити при створенні, незалежно від оплати.» Наша відповідь: «Оплата — це trigger для передачі прав. Це стандарт індустрії і захищає обидві сторони.» Якщо клієнт наполягає — пропонуйте escrow або milestone-based transfer. &lt;/Voice&gt;</w:t>
+      </w:r>
+    </w:p>
+    <w:p>
+      <w:pPr>
+        <w:spacing w:after="180"/>
+        <w:jc w:val="both"/>
+      </w:pPr>
+      <w:r>
+        <w:t xml:space="preserve">«Після повної оплати» означає саме це — не часткової, не scheduled payment. Весь борг по інвойсах має бути закритий. У T&amp;M це створює rolling IP transfer: кожен оплачений місяць = передача прав на роботу того місяця. &lt;/Voice&gt;</w:t>
+      </w:r>
+    </w:p>
+    <w:p>
+      <w:pPr>
+        <w:spacing w:after="180"/>
+        <w:jc w:val="both"/>
+      </w:pPr>
+      <w:r>
+        <w:t xml:space="preserve">Переконайтесь, що команда не використовує GPL/AGPL бібліотеки без погодження з клієнтом. IP assignment не працює, якщо deliverables містять copyleft dependencies. &lt;/Voice&gt;</w:t>
+      </w:r>
+    </w:p>
+    <w:p>
+      <w:pPr>
         <w:pStyle w:val="Heading2"/>
         <w:keepNext/>
         <w:spacing w:after="180" w:before="360"/>
@@ -1897,6 +2086,33 @@
       </w:r>
       <w:r>
         <w:t xml:space="preserve"> notice for any further amendments or terminations within the scope of this agreement.</w:t>
+      </w:r>
+    </w:p>
+    <w:p>
+      <w:pPr>
+        <w:spacing w:after="180"/>
+        <w:jc w:val="both"/>
+      </w:pPr>
+      <w:r>
+        <w:t xml:space="preserve">30 днів notice — мінімум для реалокації команди на інші проекти. У T&amp;M termination менш болючий ніж у fixed-price (немає незавершених milestones), але втрата стабільного щомісячного revenue потребує часу на заміщення. Для великих команд (5+ людей) тисніть на 45-60 днів notice. &lt;/Voice&gt;</w:t>
+      </w:r>
+    </w:p>
+    <w:p>
+      <w:pPr>
+        <w:spacing w:after="180"/>
+        <w:jc w:val="both"/>
+      </w:pPr>
+      <w:r>
+        <w:t xml:space="preserve">Redline клієнта: «14 днів notice з першого дня.» Наша відповідь: «30 днів — це захист вашої ж команди. При 14 днях ми не зможемо забезпечити якісний knowledge transfer.» Trade-off: погоджуйтесь на 14 днів notice після 12+ місяців співпраці, коли відносини стабільні і re-staffing простіший. &lt;/Voice&gt;</w:t>
+      </w:r>
+    </w:p>
+    <w:p>
+      <w:pPr>
+        <w:spacing w:after="180"/>
+        <w:jc w:val="both"/>
+      </w:pPr>
+      <w:r>
+        <w:t xml:space="preserve">При отриманні notice негайно починайте documentation sprint і knowledge transfer. 30 днів — це мало для повної передачі складного проекту. Тримайте документацію актуальною протягом усього engagement, а не тільки при termination. &lt;/Voice&gt;</w:t>
       </w:r>
     </w:p>
     <w:p>
@@ -2013,6 +2229,33 @@
     </w:p>
     <w:p>
       <w:pPr>
+        <w:spacing w:after="180"/>
+        <w:jc w:val="both"/>
+      </w:pPr>
+      <w:r>
+        <w:t xml:space="preserve">Liability cap — найбільш обговорюваний пункт у будь-якому контракті. У T&amp;M специфіка: cap прив'язаний до fees paid за останні 12 місяців. При великих engagement (100k+/міс) клієнти вимагатимуть вищий cap або specific carve-outs для data breaches. &lt;/Voice&gt;</w:t>
+      </w:r>
+    </w:p>
+    <w:p>
+      <w:pPr>
+        <w:spacing w:after="180"/>
+        <w:jc w:val="both"/>
+      </w:pPr>
+      <w:r>
+        <w:t xml:space="preserve">Liability — це де deals помирають. Не тому що сума нерозумна, а тому що юристи з обох сторін змагаються. Тримайте цей пункт на кінець переговорів — він вирішується легше, коли все інше вже погоджено і обидві сторони invested у закриття угоди. &lt;/Voice&gt;</w:t>
+      </w:r>
+    </w:p>
+    <w:p>
+      <w:pPr>
+        <w:spacing w:after="180"/>
+        <w:jc w:val="both"/>
+      </w:pPr>
+      <w:r>
+        <w:t xml:space="preserve">Trade-off: якщо приймаєте ширші carve-outs (IP infringement, data breach) — вимагайте вищий cap або відповідні carve-outs з боку клієнта. Симетрія — ваш головний аргумент: «Mutual liability означає mutual cap. Якщо ви хочете unlimited liability від нас — ми хочемо те саме від вас.» &lt;/Voice&gt;</w:t>
+      </w:r>
+    </w:p>
+    <w:p>
+      <w:pPr>
         <w:pStyle w:val="Heading2"/>
         <w:keepNext/>
         <w:spacing w:after="180" w:before="360"/>
@@ -2409,6 +2652,24 @@
     </w:p>
     <w:p>
       <w:pPr>
+        <w:spacing w:after="180"/>
+        <w:jc w:val="both"/>
+      </w:pPr>
+      <w:r>
+        <w:t xml:space="preserve">При розірванні T&amp;M три речі відбуваються одночасно: (1) оплата за фактично відпрацьовані години до дати termination, (2) передача IP за оплачену роботу, (3) knowledge transfer. Якщо клієнт не заплатив — IP не переходить, і це наш головний leverage при messy terminations. &lt;/Voice&gt;</w:t>
+      </w:r>
+    </w:p>
+    <w:p>
+      <w:pPr>
+        <w:spacing w:after="180"/>
+        <w:jc w:val="both"/>
+      </w:pPr>
+      <w:r>
+        <w:t xml:space="preserve">Effect of termination визначає, наскільки «чисто» закінчується engagement. На практиці: підготуйте handover package (доступи, документація, незавершені задачі) заздалегідь. У T&amp;M немає «фінальних deliverables» як у fixed-price, тому handover process має бути описаний детальніше. &lt;/Voice&gt;</w:t>
+      </w:r>
+    </w:p>
+    <w:p>
+      <w:pPr>
         <w:pStyle w:val="Heading2"/>
         <w:keepNext/>
         <w:spacing w:after="180" w:before="360"/>
@@ -2467,6 +2728,33 @@
       </w:r>
       <w:r>
         <w:t xml:space="preserve">.</w:t>
+      </w:r>
+    </w:p>
+    <w:p>
+      <w:pPr>
+        <w:spacing w:after="180"/>
+        <w:jc w:val="both"/>
+      </w:pPr>
+      <w:r>
+        <w:t xml:space="preserve">England &amp; Wales — нейтральний forum для EU-контрактора і міжнародного клієнта. Selling point: «London Commercial Court — один з найшвидших і найпередбачуваніших у світі.» Якщо клієнт наполягає на своїй юрисдикції — це negotiation leverage, не dealbreaker. &lt;/Voice&gt;</w:t>
+      </w:r>
+    </w:p>
+    <w:p>
+      <w:pPr>
+        <w:spacing w:after="180"/>
+        <w:jc w:val="both"/>
+      </w:pPr>
+      <w:r>
+        <w:t xml:space="preserve">На практиці dispute resolution clause використовується раз на 50+ контрактів. Але коли він потрібен — він критичний. Вартість litigation в UK висока для обох сторін, що створює стимул вирішувати спори мирним шляхом. У T&amp;M disputes зазвичай про неоплачені інвойси, а не про якість роботи. &lt;/Voice&gt;</w:t>
+      </w:r>
+    </w:p>
+    <w:p>
+      <w:pPr>
+        <w:spacing w:after="180"/>
+        <w:jc w:val="both"/>
+      </w:pPr>
+      <w:r>
+        <w:t xml:space="preserve">Якщо клієнт хоче свою юрисдикцію — trade-off: погоджуйтесь на юрисдикцію клієнта, але вимагайте mandatory mediation перед судом. Mediation дешевша і швидша, і зазвичай вирішує T&amp;M спори без суду. &lt;/Voice&gt;</w:t>
       </w:r>
     </w:p>
     <w:p>
